--- a/data/reports/axial-report.docx
+++ b/data/reports/axial-report.docx
@@ -59,7 +59,7 @@
     </w:p>
     <w:p>
       <w:r>
-        <w:t>Version 2.1 · 6 August 2026 · Muhanad Abulhusn</w:t>
+        <w:t>Version 2.2 · 7 August 2026 · Muhanad Abulhusn</w:t>
       </w:r>
     </w:p>
     <w:p>
@@ -67,7 +67,7 @@
         <w:rPr>
           <w:i/>
         </w:rPr>
-        <w:t>Version 2.1 restructures the dossier of 6 August 2026 as a research paper: an executive summary at the front, the full question inventory moved to an appendix, and the closing section recast as a final word. The system it describes is unchanged. Version 1.0 (1 August 2026) remains superseded: it described a retrieval layer and a final deliverable that have both since been replaced.</w:t>
+        <w:t>Version 2.2 adds Appendix F, an index of the six further papers drafted since — five of them deliberately off the Syrian case the library is built around — and records what that exercise exposed about the shelf. Nothing in the system or its evaluation has changed; the panel figures in section 7.4 still cover the two papers in Appendices D and E and nothing else. Version 2.1 (6 August 2026) restructured the dossier as a research paper: an executive summary at the front, the full question inventory moved to an appendix, and the closing section recast as a final word. Version 1.0 (1 August 2026) remains superseded: it described a retrieval layer and a final deliverable that have both since been replaced.</w:t>
       </w:r>
     </w:p>
     <w:p>
@@ -96,6 +96,11 @@
     <w:p>
       <w:r>
         <w:t>Four instruments test it. Mechanical gates pass at 1.00 on every paper: every citation resolves, no confidence claim was inflated, and the opposing case is present or its absence disclosed. On a nine-question test of reach, the engine's citations met 26 of 37 evidence demands. A sealed panel of reviewer models — each from a different lab than the model that wrote the paper, each shown only the paper and the passages it cites — caught all three defects planted as a control and rated both development papers adequate to strong. The panel also found the two defects no mechanical check could: a citation that resolves to a publisher's catalogue page, and a keystone Syrian claim carried by Moroccan and Egyptian evidence because the library lacks the Syrian book that should carry it. In a paired trial, open-weight models matched proprietary ones on quality at three and a half times less cost.</w:t>
+      </w:r>
+    </w:p>
+    <w:p>
+      <w:r>
+        <w:t>Eight papers now exist, and the shape of the set is itself a finding. The two reproduced in full are on Syria, because the library is. Six more, listed in Appendix F, move off it: European nation-state formation, the quasi-states concept, Transnistria, Somaliland, nationalism and war, and one further Syrian question. Two of the six cite exactly one book each, which is the library reporting its own shape rather than the engine failing — the shelf holds one comparative study of unrecognised states and no monograph on either territory. A paper carried by a single book is a well-formed argument over a thin shelf, and should never be read as a finding.</w:t>
       </w:r>
     </w:p>
     <w:p>
@@ -300,7 +305,7 @@
         <w:rPr>
           <w:color w:val="C8553D"/>
         </w:rPr>
-        <w:t>Appendix F — Every question Axial asks</w:t>
+        <w:t>Appendix F — The other papers, listed rather than reproduced</w:t>
       </w:r>
     </w:p>
     <w:p>
@@ -312,7 +317,19 @@
         <w:rPr>
           <w:color w:val="C8553D"/>
         </w:rPr>
-        <w:t>Appendix G — Glossary</w:t>
+        <w:t>Appendix G — Every question Axial asks</w:t>
+      </w:r>
+    </w:p>
+    <w:p>
+      <w:pPr>
+        <w:pStyle w:val="ListBullet"/>
+        <w:spacing w:after="60"/>
+      </w:pPr>
+      <w:r>
+        <w:rPr>
+          <w:color w:val="C8553D"/>
+        </w:rPr>
+        <w:t>Appendix H — Glossary</w:t>
       </w:r>
     </w:p>
     <w:p>
@@ -2331,7 +2348,7 @@
         <w:rPr>
           <w:color w:val="C8553D"/>
         </w:rPr>
-        <w:t>Appendix F</w:t>
+        <w:t>Appendix G</w:t>
       </w:r>
       <w:r>
         <w:t>.</w:t>
@@ -8101,6 +8118,17 @@
       </w:r>
       <w:r>
         <w:t xml:space="preserve"> When the library has no passage on the specific thing a paper needs, the drafter reaches for the nearest thing and argues by analogy. The panel caught this. The mechanical gates cannot.</w:t>
+      </w:r>
+    </w:p>
+    <w:p>
+      <w:r>
+        <w:rPr>
+          <w:b/>
+        </w:rPr>
+        <w:t>The shelf is built around Syria, and every paper inherits that.</w:t>
+      </w:r>
+      <w:r>
+        <w:t xml:space="preserve"> Six of the eight papers written so far were drafted deliberately off the Syrian case to test how far the library reaches (Appendix F). Two of them ended up citing a single book, because one comparative study is all the shelf holds on unrecognised states. Topic balance in the questions does not produce topic balance in the evidence, and only new books close that gap.</w:t>
       </w:r>
     </w:p>
     <w:p>
@@ -28832,17 +28860,1322 @@
         <w:pStyle w:val="Heading2"/>
       </w:pPr>
       <w:r>
-        <w:t>Appendix F — Every question Axial asks</w:t>
+        <w:t>Appendix F — The other papers, listed rather than reproduced</w:t>
       </w:r>
     </w:p>
     <w:p>
       <w:r>
-        <w:t>Inside the pipeline, a model is consulted in sixteen places, plus a set of judges that sit outside it. Nowhere is it asked to pick from a list. Every one of the sixteen is an open question with an explicit right to answer "I cannot tell from this", and in every one code assembles what the model sees and reads what comes back.</w:t>
+        <w:t xml:space="preserve">Appendices D and E carry two papers in full because a reader has to see at least one end to end. Reproducing every paper would treble this document, so the rest are indexed here: what each was asked, what it argued, and what it cost. Each renders to </w:t>
+      </w:r>
+      <w:r>
+        <w:rPr>
+          <w:rFonts w:ascii="Consolas" w:hAnsi="Consolas"/>
+          <w:sz w:val="18"/>
+        </w:rPr>
+        <w:t>data/papers/&lt;id&gt;.md</w:t>
+      </w:r>
+      <w:r>
+        <w:t>, with the record that produced it beside it.</w:t>
       </w:r>
     </w:p>
     <w:p>
       <w:r>
-        <w:t>The inventory below is complete. The questions are quoted from the working system, lightly trimmed for length.</w:t>
+        <w:t xml:space="preserve">All 6 were drafted on corpus pin </w:t>
+      </w:r>
+      <w:r>
+        <w:rPr>
+          <w:rFonts w:ascii="Consolas" w:hAnsi="Consolas"/>
+          <w:sz w:val="18"/>
+        </w:rPr>
+        <w:t>sim-2026-07-30</w:t>
+      </w:r>
+      <w:r>
+        <w:t>, the same pin as the two papers above, so the whole set is comparable. Each stands on one prior analysis record, where the papers in D and E stand on two and three.</w:t>
+      </w:r>
+    </w:p>
+    <w:tbl>
+      <w:tblPr>
+        <w:tblStyle w:val="LightGrid-Accent1"/>
+        <w:tblW w:type="auto" w:w="0"/>
+        <w:tblLayout w:type="autofit"/>
+        <w:tblLook w:firstColumn="1" w:firstRow="1" w:lastColumn="0" w:lastRow="0" w:noHBand="0" w:noVBand="1" w:val="04A0"/>
+      </w:tblPr>
+      <w:tblGrid>
+        <w:gridCol w:w="1188"/>
+        <w:gridCol w:w="1188"/>
+        <w:gridCol w:w="1188"/>
+        <w:gridCol w:w="1188"/>
+        <w:gridCol w:w="1188"/>
+        <w:gridCol w:w="1188"/>
+        <w:gridCol w:w="1188"/>
+        <w:gridCol w:w="1188"/>
+      </w:tblGrid>
+      <w:tr>
+        <w:tc>
+          <w:tcPr>
+            <w:tcW w:type="dxa" w:w="1188"/>
+          </w:tcPr>
+          <w:p>
+            <w:pPr>
+              <w:spacing w:after="40"/>
+            </w:pPr>
+            <w:r>
+              <w:rPr>
+                <w:b/>
+                <w:sz w:val="18"/>
+              </w:rPr>
+            </w:r>
+            <w:r>
+              <w:rPr>
+                <w:b/>
+                <w:sz w:val="18"/>
+              </w:rPr>
+              <w:t>Paper</w:t>
+            </w:r>
+          </w:p>
+        </w:tc>
+        <w:tc>
+          <w:tcPr>
+            <w:tcW w:type="dxa" w:w="1188"/>
+          </w:tcPr>
+          <w:p>
+            <w:pPr>
+              <w:spacing w:after="40"/>
+            </w:pPr>
+            <w:r>
+              <w:rPr>
+                <w:b/>
+                <w:sz w:val="18"/>
+              </w:rPr>
+            </w:r>
+            <w:r>
+              <w:rPr>
+                <w:b/>
+                <w:sz w:val="18"/>
+              </w:rPr>
+              <w:t>The case it was asked about</w:t>
+            </w:r>
+          </w:p>
+        </w:tc>
+        <w:tc>
+          <w:tcPr>
+            <w:tcW w:type="dxa" w:w="1188"/>
+          </w:tcPr>
+          <w:p>
+            <w:pPr>
+              <w:spacing w:after="40"/>
+            </w:pPr>
+            <w:r>
+              <w:rPr>
+                <w:b/>
+                <w:sz w:val="18"/>
+              </w:rPr>
+            </w:r>
+            <w:r>
+              <w:rPr>
+                <w:b/>
+                <w:sz w:val="18"/>
+              </w:rPr>
+              <w:t>Lens</w:t>
+            </w:r>
+          </w:p>
+        </w:tc>
+        <w:tc>
+          <w:tcPr>
+            <w:tcW w:type="dxa" w:w="1188"/>
+          </w:tcPr>
+          <w:p>
+            <w:pPr>
+              <w:spacing w:after="40"/>
+            </w:pPr>
+            <w:r>
+              <w:rPr>
+                <w:b/>
+                <w:sz w:val="18"/>
+              </w:rPr>
+            </w:r>
+            <w:r>
+              <w:rPr>
+                <w:b/>
+                <w:sz w:val="18"/>
+              </w:rPr>
+              <w:t>Claims</w:t>
+            </w:r>
+          </w:p>
+        </w:tc>
+        <w:tc>
+          <w:tcPr>
+            <w:tcW w:type="dxa" w:w="1188"/>
+          </w:tcPr>
+          <w:p>
+            <w:pPr>
+              <w:spacing w:after="40"/>
+            </w:pPr>
+            <w:r>
+              <w:rPr>
+                <w:b/>
+                <w:sz w:val="18"/>
+              </w:rPr>
+            </w:r>
+            <w:r>
+              <w:rPr>
+                <w:b/>
+                <w:sz w:val="18"/>
+              </w:rPr>
+              <w:t>Books cited</w:t>
+            </w:r>
+          </w:p>
+        </w:tc>
+        <w:tc>
+          <w:tcPr>
+            <w:tcW w:type="dxa" w:w="1188"/>
+          </w:tcPr>
+          <w:p>
+            <w:pPr>
+              <w:spacing w:after="40"/>
+            </w:pPr>
+            <w:r>
+              <w:rPr>
+                <w:b/>
+                <w:sz w:val="18"/>
+              </w:rPr>
+            </w:r>
+            <w:r>
+              <w:rPr>
+                <w:b/>
+                <w:sz w:val="18"/>
+              </w:rPr>
+              <w:t>Confidence</w:t>
+            </w:r>
+          </w:p>
+        </w:tc>
+        <w:tc>
+          <w:tcPr>
+            <w:tcW w:type="dxa" w:w="1188"/>
+          </w:tcPr>
+          <w:p>
+            <w:pPr>
+              <w:spacing w:after="40"/>
+            </w:pPr>
+            <w:r>
+              <w:rPr>
+                <w:b/>
+                <w:sz w:val="18"/>
+              </w:rPr>
+            </w:r>
+            <w:r>
+              <w:rPr>
+                <w:b/>
+                <w:sz w:val="18"/>
+              </w:rPr>
+              <w:t>Shape</w:t>
+            </w:r>
+          </w:p>
+        </w:tc>
+        <w:tc>
+          <w:tcPr>
+            <w:tcW w:type="dxa" w:w="1188"/>
+          </w:tcPr>
+          <w:p>
+            <w:pPr>
+              <w:spacing w:after="40"/>
+            </w:pPr>
+            <w:r>
+              <w:rPr>
+                <w:b/>
+                <w:sz w:val="18"/>
+              </w:rPr>
+            </w:r>
+            <w:r>
+              <w:rPr>
+                <w:b/>
+                <w:sz w:val="18"/>
+              </w:rPr>
+              <w:t>Cost</w:t>
+            </w:r>
+          </w:p>
+        </w:tc>
+      </w:tr>
+      <w:tr>
+        <w:tc>
+          <w:tcPr>
+            <w:tcW w:type="dxa" w:w="1188"/>
+          </w:tcPr>
+          <w:p>
+            <w:pPr>
+              <w:spacing w:after="40"/>
+            </w:pPr>
+            <w:r>
+              <w:rPr>
+                <w:sz w:val="18"/>
+              </w:rPr>
+            </w:r>
+            <w:r>
+              <w:rPr>
+                <w:sz w:val="18"/>
+              </w:rPr>
+              <w:t>Extraction Bargains Make Nations, Rent Breaks Them</w:t>
+            </w:r>
+          </w:p>
+        </w:tc>
+        <w:tc>
+          <w:tcPr>
+            <w:tcW w:type="dxa" w:w="1188"/>
+          </w:tcPr>
+          <w:p>
+            <w:pPr>
+              <w:spacing w:after="40"/>
+            </w:pPr>
+            <w:r>
+              <w:rPr>
+                <w:sz w:val="18"/>
+              </w:rPr>
+            </w:r>
+            <w:r>
+              <w:rPr>
+                <w:sz w:val="18"/>
+              </w:rPr>
+              <w:t>Comparative: nationalism and nation-state formation, nineteenth and twentieth centuries</w:t>
+            </w:r>
+          </w:p>
+        </w:tc>
+        <w:tc>
+          <w:tcPr>
+            <w:tcW w:type="dxa" w:w="1188"/>
+          </w:tcPr>
+          <w:p>
+            <w:pPr>
+              <w:spacing w:after="40"/>
+            </w:pPr>
+            <w:r>
+              <w:rPr>
+                <w:sz w:val="18"/>
+              </w:rPr>
+            </w:r>
+            <w:r>
+              <w:rPr>
+                <w:sz w:val="18"/>
+              </w:rPr>
+              <w:t>political-economy</w:t>
+            </w:r>
+          </w:p>
+        </w:tc>
+        <w:tc>
+          <w:tcPr>
+            <w:tcW w:type="dxa" w:w="1188"/>
+          </w:tcPr>
+          <w:p>
+            <w:pPr>
+              <w:spacing w:after="40"/>
+            </w:pPr>
+            <w:r>
+              <w:rPr>
+                <w:sz w:val="18"/>
+              </w:rPr>
+            </w:r>
+            <w:r>
+              <w:rPr>
+                <w:sz w:val="18"/>
+              </w:rPr>
+              <w:t>15</w:t>
+            </w:r>
+          </w:p>
+        </w:tc>
+        <w:tc>
+          <w:tcPr>
+            <w:tcW w:type="dxa" w:w="1188"/>
+          </w:tcPr>
+          <w:p>
+            <w:pPr>
+              <w:spacing w:after="40"/>
+            </w:pPr>
+            <w:r>
+              <w:rPr>
+                <w:sz w:val="18"/>
+              </w:rPr>
+            </w:r>
+            <w:r>
+              <w:rPr>
+                <w:sz w:val="18"/>
+              </w:rPr>
+              <w:t>8</w:t>
+            </w:r>
+          </w:p>
+        </w:tc>
+        <w:tc>
+          <w:tcPr>
+            <w:tcW w:type="dxa" w:w="1188"/>
+          </w:tcPr>
+          <w:p>
+            <w:pPr>
+              <w:spacing w:after="40"/>
+            </w:pPr>
+            <w:r>
+              <w:rPr>
+                <w:sz w:val="18"/>
+              </w:rPr>
+            </w:r>
+            <w:r>
+              <w:rPr>
+                <w:sz w:val="18"/>
+              </w:rPr>
+              <w:t>low</w:t>
+            </w:r>
+          </w:p>
+        </w:tc>
+        <w:tc>
+          <w:tcPr>
+            <w:tcW w:type="dxa" w:w="1188"/>
+          </w:tcPr>
+          <w:p>
+            <w:pPr>
+              <w:spacing w:after="40"/>
+            </w:pPr>
+            <w:r>
+              <w:rPr>
+                <w:sz w:val="18"/>
+              </w:rPr>
+            </w:r>
+            <w:r>
+              <w:rPr>
+                <w:sz w:val="18"/>
+              </w:rPr>
+              <w:t>strong</w:t>
+            </w:r>
+          </w:p>
+        </w:tc>
+        <w:tc>
+          <w:tcPr>
+            <w:tcW w:type="dxa" w:w="1188"/>
+          </w:tcPr>
+          <w:p>
+            <w:pPr>
+              <w:spacing w:after="40"/>
+            </w:pPr>
+            <w:r>
+              <w:rPr>
+                <w:sz w:val="18"/>
+              </w:rPr>
+            </w:r>
+            <w:r>
+              <w:rPr>
+                <w:sz w:val="18"/>
+              </w:rPr>
+              <w:t>$0.0081</w:t>
+            </w:r>
+          </w:p>
+        </w:tc>
+      </w:tr>
+      <w:tr>
+        <w:tc>
+          <w:tcPr>
+            <w:tcW w:type="dxa" w:w="1188"/>
+          </w:tcPr>
+          <w:p>
+            <w:pPr>
+              <w:spacing w:after="40"/>
+            </w:pPr>
+            <w:r>
+              <w:rPr>
+                <w:sz w:val="18"/>
+              </w:rPr>
+            </w:r>
+            <w:r>
+              <w:rPr>
+                <w:sz w:val="18"/>
+              </w:rPr>
+              <w:t>War, Extraction, and the Rent Rupture</w:t>
+            </w:r>
+          </w:p>
+        </w:tc>
+        <w:tc>
+          <w:tcPr>
+            <w:tcW w:type="dxa" w:w="1188"/>
+          </w:tcPr>
+          <w:p>
+            <w:pPr>
+              <w:spacing w:after="40"/>
+            </w:pPr>
+            <w:r>
+              <w:rPr>
+                <w:sz w:val="18"/>
+              </w:rPr>
+            </w:r>
+            <w:r>
+              <w:rPr>
+                <w:sz w:val="18"/>
+              </w:rPr>
+              <w:t>Comparative: European nation-state formation, 1760-1914</w:t>
+            </w:r>
+          </w:p>
+        </w:tc>
+        <w:tc>
+          <w:tcPr>
+            <w:tcW w:type="dxa" w:w="1188"/>
+          </w:tcPr>
+          <w:p>
+            <w:pPr>
+              <w:spacing w:after="40"/>
+            </w:pPr>
+            <w:r>
+              <w:rPr>
+                <w:sz w:val="18"/>
+              </w:rPr>
+            </w:r>
+            <w:r>
+              <w:rPr>
+                <w:sz w:val="18"/>
+              </w:rPr>
+              <w:t>state-formation</w:t>
+            </w:r>
+          </w:p>
+        </w:tc>
+        <w:tc>
+          <w:tcPr>
+            <w:tcW w:type="dxa" w:w="1188"/>
+          </w:tcPr>
+          <w:p>
+            <w:pPr>
+              <w:spacing w:after="40"/>
+            </w:pPr>
+            <w:r>
+              <w:rPr>
+                <w:sz w:val="18"/>
+              </w:rPr>
+            </w:r>
+            <w:r>
+              <w:rPr>
+                <w:sz w:val="18"/>
+              </w:rPr>
+              <w:t>15</w:t>
+            </w:r>
+          </w:p>
+        </w:tc>
+        <w:tc>
+          <w:tcPr>
+            <w:tcW w:type="dxa" w:w="1188"/>
+          </w:tcPr>
+          <w:p>
+            <w:pPr>
+              <w:spacing w:after="40"/>
+            </w:pPr>
+            <w:r>
+              <w:rPr>
+                <w:sz w:val="18"/>
+              </w:rPr>
+            </w:r>
+            <w:r>
+              <w:rPr>
+                <w:sz w:val="18"/>
+              </w:rPr>
+              <w:t>10</w:t>
+            </w:r>
+          </w:p>
+        </w:tc>
+        <w:tc>
+          <w:tcPr>
+            <w:tcW w:type="dxa" w:w="1188"/>
+          </w:tcPr>
+          <w:p>
+            <w:pPr>
+              <w:spacing w:after="40"/>
+            </w:pPr>
+            <w:r>
+              <w:rPr>
+                <w:sz w:val="18"/>
+              </w:rPr>
+            </w:r>
+            <w:r>
+              <w:rPr>
+                <w:sz w:val="18"/>
+              </w:rPr>
+              <w:t>low</w:t>
+            </w:r>
+          </w:p>
+        </w:tc>
+        <w:tc>
+          <w:tcPr>
+            <w:tcW w:type="dxa" w:w="1188"/>
+          </w:tcPr>
+          <w:p>
+            <w:pPr>
+              <w:spacing w:after="40"/>
+            </w:pPr>
+            <w:r>
+              <w:rPr>
+                <w:sz w:val="18"/>
+              </w:rPr>
+            </w:r>
+            <w:r>
+              <w:rPr>
+                <w:sz w:val="18"/>
+              </w:rPr>
+              <w:t>strong</w:t>
+            </w:r>
+          </w:p>
+        </w:tc>
+        <w:tc>
+          <w:tcPr>
+            <w:tcW w:type="dxa" w:w="1188"/>
+          </w:tcPr>
+          <w:p>
+            <w:pPr>
+              <w:spacing w:after="40"/>
+            </w:pPr>
+            <w:r>
+              <w:rPr>
+                <w:sz w:val="18"/>
+              </w:rPr>
+            </w:r>
+            <w:r>
+              <w:rPr>
+                <w:sz w:val="18"/>
+              </w:rPr>
+              <w:t>$0.0077</w:t>
+            </w:r>
+          </w:p>
+        </w:tc>
+      </w:tr>
+      <w:tr>
+        <w:tc>
+          <w:tcPr>
+            <w:tcW w:type="dxa" w:w="1188"/>
+          </w:tcPr>
+          <w:p>
+            <w:pPr>
+              <w:spacing w:after="40"/>
+            </w:pPr>
+            <w:r>
+              <w:rPr>
+                <w:sz w:val="18"/>
+              </w:rPr>
+            </w:r>
+            <w:r>
+              <w:rPr>
+                <w:sz w:val="18"/>
+              </w:rPr>
+              <w:t>Material Contests Over Juridical Arrangements</w:t>
+            </w:r>
+          </w:p>
+        </w:tc>
+        <w:tc>
+          <w:tcPr>
+            <w:tcW w:type="dxa" w:w="1188"/>
+          </w:tcPr>
+          <w:p>
+            <w:pPr>
+              <w:spacing w:after="40"/>
+            </w:pPr>
+            <w:r>
+              <w:rPr>
+                <w:sz w:val="18"/>
+              </w:rPr>
+            </w:r>
+            <w:r>
+              <w:rPr>
+                <w:sz w:val="18"/>
+              </w:rPr>
+              <w:t>Comparative: quasi-states, recognition and international statebuilding, 1945-2012</w:t>
+            </w:r>
+          </w:p>
+        </w:tc>
+        <w:tc>
+          <w:tcPr>
+            <w:tcW w:type="dxa" w:w="1188"/>
+          </w:tcPr>
+          <w:p>
+            <w:pPr>
+              <w:spacing w:after="40"/>
+            </w:pPr>
+            <w:r>
+              <w:rPr>
+                <w:sz w:val="18"/>
+              </w:rPr>
+            </w:r>
+            <w:r>
+              <w:rPr>
+                <w:sz w:val="18"/>
+              </w:rPr>
+              <w:t>political-economy</w:t>
+            </w:r>
+          </w:p>
+        </w:tc>
+        <w:tc>
+          <w:tcPr>
+            <w:tcW w:type="dxa" w:w="1188"/>
+          </w:tcPr>
+          <w:p>
+            <w:pPr>
+              <w:spacing w:after="40"/>
+            </w:pPr>
+            <w:r>
+              <w:rPr>
+                <w:sz w:val="18"/>
+              </w:rPr>
+            </w:r>
+            <w:r>
+              <w:rPr>
+                <w:sz w:val="18"/>
+              </w:rPr>
+              <w:t>19</w:t>
+            </w:r>
+          </w:p>
+        </w:tc>
+        <w:tc>
+          <w:tcPr>
+            <w:tcW w:type="dxa" w:w="1188"/>
+          </w:tcPr>
+          <w:p>
+            <w:pPr>
+              <w:spacing w:after="40"/>
+            </w:pPr>
+            <w:r>
+              <w:rPr>
+                <w:sz w:val="18"/>
+              </w:rPr>
+            </w:r>
+            <w:r>
+              <w:rPr>
+                <w:sz w:val="18"/>
+              </w:rPr>
+              <w:t>4</w:t>
+            </w:r>
+          </w:p>
+        </w:tc>
+        <w:tc>
+          <w:tcPr>
+            <w:tcW w:type="dxa" w:w="1188"/>
+          </w:tcPr>
+          <w:p>
+            <w:pPr>
+              <w:spacing w:after="40"/>
+            </w:pPr>
+            <w:r>
+              <w:rPr>
+                <w:sz w:val="18"/>
+              </w:rPr>
+            </w:r>
+            <w:r>
+              <w:rPr>
+                <w:sz w:val="18"/>
+              </w:rPr>
+              <w:t>medium</w:t>
+            </w:r>
+          </w:p>
+        </w:tc>
+        <w:tc>
+          <w:tcPr>
+            <w:tcW w:type="dxa" w:w="1188"/>
+          </w:tcPr>
+          <w:p>
+            <w:pPr>
+              <w:spacing w:after="40"/>
+            </w:pPr>
+            <w:r>
+              <w:rPr>
+                <w:sz w:val="18"/>
+              </w:rPr>
+            </w:r>
+            <w:r>
+              <w:rPr>
+                <w:sz w:val="18"/>
+              </w:rPr>
+              <w:t>strong</w:t>
+            </w:r>
+          </w:p>
+        </w:tc>
+        <w:tc>
+          <w:tcPr>
+            <w:tcW w:type="dxa" w:w="1188"/>
+          </w:tcPr>
+          <w:p>
+            <w:pPr>
+              <w:spacing w:after="40"/>
+            </w:pPr>
+            <w:r>
+              <w:rPr>
+                <w:sz w:val="18"/>
+              </w:rPr>
+            </w:r>
+            <w:r>
+              <w:rPr>
+                <w:sz w:val="18"/>
+              </w:rPr>
+              <w:t>$0.0101</w:t>
+            </w:r>
+          </w:p>
+        </w:tc>
+      </w:tr>
+      <w:tr>
+        <w:tc>
+          <w:tcPr>
+            <w:tcW w:type="dxa" w:w="1188"/>
+          </w:tcPr>
+          <w:p>
+            <w:pPr>
+              <w:spacing w:after="40"/>
+            </w:pPr>
+            <w:r>
+              <w:rPr>
+                <w:sz w:val="18"/>
+              </w:rPr>
+            </w:r>
+            <w:r>
+              <w:rPr>
+                <w:sz w:val="18"/>
+              </w:rPr>
+              <w:t>Dual Dependency and the Conversion Gap</w:t>
+            </w:r>
+          </w:p>
+        </w:tc>
+        <w:tc>
+          <w:tcPr>
+            <w:tcW w:type="dxa" w:w="1188"/>
+          </w:tcPr>
+          <w:p>
+            <w:pPr>
+              <w:spacing w:after="40"/>
+            </w:pPr>
+            <w:r>
+              <w:rPr>
+                <w:sz w:val="18"/>
+              </w:rPr>
+            </w:r>
+            <w:r>
+              <w:rPr>
+                <w:sz w:val="18"/>
+              </w:rPr>
+              <w:t>Transnistria in the post-Soviet space, 1991-2012</w:t>
+            </w:r>
+          </w:p>
+        </w:tc>
+        <w:tc>
+          <w:tcPr>
+            <w:tcW w:type="dxa" w:w="1188"/>
+          </w:tcPr>
+          <w:p>
+            <w:pPr>
+              <w:spacing w:after="40"/>
+            </w:pPr>
+            <w:r>
+              <w:rPr>
+                <w:sz w:val="18"/>
+              </w:rPr>
+            </w:r>
+            <w:r>
+              <w:rPr>
+                <w:sz w:val="18"/>
+              </w:rPr>
+              <w:t>political-economy</w:t>
+            </w:r>
+          </w:p>
+        </w:tc>
+        <w:tc>
+          <w:tcPr>
+            <w:tcW w:type="dxa" w:w="1188"/>
+          </w:tcPr>
+          <w:p>
+            <w:pPr>
+              <w:spacing w:after="40"/>
+            </w:pPr>
+            <w:r>
+              <w:rPr>
+                <w:sz w:val="18"/>
+              </w:rPr>
+            </w:r>
+            <w:r>
+              <w:rPr>
+                <w:sz w:val="18"/>
+              </w:rPr>
+              <w:t>29</w:t>
+            </w:r>
+          </w:p>
+        </w:tc>
+        <w:tc>
+          <w:tcPr>
+            <w:tcW w:type="dxa" w:w="1188"/>
+          </w:tcPr>
+          <w:p>
+            <w:pPr>
+              <w:spacing w:after="40"/>
+            </w:pPr>
+            <w:r>
+              <w:rPr>
+                <w:sz w:val="18"/>
+              </w:rPr>
+            </w:r>
+            <w:r>
+              <w:rPr>
+                <w:sz w:val="18"/>
+              </w:rPr>
+              <w:t>1</w:t>
+            </w:r>
+          </w:p>
+        </w:tc>
+        <w:tc>
+          <w:tcPr>
+            <w:tcW w:type="dxa" w:w="1188"/>
+          </w:tcPr>
+          <w:p>
+            <w:pPr>
+              <w:spacing w:after="40"/>
+            </w:pPr>
+            <w:r>
+              <w:rPr>
+                <w:sz w:val="18"/>
+              </w:rPr>
+            </w:r>
+            <w:r>
+              <w:rPr>
+                <w:sz w:val="18"/>
+              </w:rPr>
+              <w:t>low</w:t>
+            </w:r>
+          </w:p>
+        </w:tc>
+        <w:tc>
+          <w:tcPr>
+            <w:tcW w:type="dxa" w:w="1188"/>
+          </w:tcPr>
+          <w:p>
+            <w:pPr>
+              <w:spacing w:after="40"/>
+            </w:pPr>
+            <w:r>
+              <w:rPr>
+                <w:sz w:val="18"/>
+              </w:rPr>
+            </w:r>
+            <w:r>
+              <w:rPr>
+                <w:sz w:val="18"/>
+              </w:rPr>
+              <w:t>strong</w:t>
+            </w:r>
+          </w:p>
+        </w:tc>
+        <w:tc>
+          <w:tcPr>
+            <w:tcW w:type="dxa" w:w="1188"/>
+          </w:tcPr>
+          <w:p>
+            <w:pPr>
+              <w:spacing w:after="40"/>
+            </w:pPr>
+            <w:r>
+              <w:rPr>
+                <w:sz w:val="18"/>
+              </w:rPr>
+            </w:r>
+            <w:r>
+              <w:rPr>
+                <w:sz w:val="18"/>
+              </w:rPr>
+              <w:t>$0.0190</w:t>
+            </w:r>
+          </w:p>
+        </w:tc>
+      </w:tr>
+      <w:tr>
+        <w:tc>
+          <w:tcPr>
+            <w:tcW w:type="dxa" w:w="1188"/>
+          </w:tcPr>
+          <w:p>
+            <w:pPr>
+              <w:spacing w:after="40"/>
+            </w:pPr>
+            <w:r>
+              <w:rPr>
+                <w:sz w:val="18"/>
+              </w:rPr>
+            </w:r>
+            <w:r>
+              <w:rPr>
+                <w:sz w:val="18"/>
+              </w:rPr>
+              <w:t>Viable but Strained Diaspora Statehood</w:t>
+            </w:r>
+          </w:p>
+        </w:tc>
+        <w:tc>
+          <w:tcPr>
+            <w:tcW w:type="dxa" w:w="1188"/>
+          </w:tcPr>
+          <w:p>
+            <w:pPr>
+              <w:spacing w:after="40"/>
+            </w:pPr>
+            <w:r>
+              <w:rPr>
+                <w:sz w:val="18"/>
+              </w:rPr>
+            </w:r>
+            <w:r>
+              <w:rPr>
+                <w:sz w:val="18"/>
+              </w:rPr>
+              <w:t>Somaliland, 1991-2012</w:t>
+            </w:r>
+          </w:p>
+        </w:tc>
+        <w:tc>
+          <w:tcPr>
+            <w:tcW w:type="dxa" w:w="1188"/>
+          </w:tcPr>
+          <w:p>
+            <w:pPr>
+              <w:spacing w:after="40"/>
+            </w:pPr>
+            <w:r>
+              <w:rPr>
+                <w:sz w:val="18"/>
+              </w:rPr>
+            </w:r>
+            <w:r>
+              <w:rPr>
+                <w:sz w:val="18"/>
+              </w:rPr>
+              <w:t>political-economy</w:t>
+            </w:r>
+          </w:p>
+        </w:tc>
+        <w:tc>
+          <w:tcPr>
+            <w:tcW w:type="dxa" w:w="1188"/>
+          </w:tcPr>
+          <w:p>
+            <w:pPr>
+              <w:spacing w:after="40"/>
+            </w:pPr>
+            <w:r>
+              <w:rPr>
+                <w:sz w:val="18"/>
+              </w:rPr>
+            </w:r>
+            <w:r>
+              <w:rPr>
+                <w:sz w:val="18"/>
+              </w:rPr>
+              <w:t>46</w:t>
+            </w:r>
+          </w:p>
+        </w:tc>
+        <w:tc>
+          <w:tcPr>
+            <w:tcW w:type="dxa" w:w="1188"/>
+          </w:tcPr>
+          <w:p>
+            <w:pPr>
+              <w:spacing w:after="40"/>
+            </w:pPr>
+            <w:r>
+              <w:rPr>
+                <w:sz w:val="18"/>
+              </w:rPr>
+            </w:r>
+            <w:r>
+              <w:rPr>
+                <w:sz w:val="18"/>
+              </w:rPr>
+              <w:t>1</w:t>
+            </w:r>
+          </w:p>
+        </w:tc>
+        <w:tc>
+          <w:tcPr>
+            <w:tcW w:type="dxa" w:w="1188"/>
+          </w:tcPr>
+          <w:p>
+            <w:pPr>
+              <w:spacing w:after="40"/>
+            </w:pPr>
+            <w:r>
+              <w:rPr>
+                <w:sz w:val="18"/>
+              </w:rPr>
+            </w:r>
+            <w:r>
+              <w:rPr>
+                <w:sz w:val="18"/>
+              </w:rPr>
+              <w:t>low</w:t>
+            </w:r>
+          </w:p>
+        </w:tc>
+        <w:tc>
+          <w:tcPr>
+            <w:tcW w:type="dxa" w:w="1188"/>
+          </w:tcPr>
+          <w:p>
+            <w:pPr>
+              <w:spacing w:after="40"/>
+            </w:pPr>
+            <w:r>
+              <w:rPr>
+                <w:sz w:val="18"/>
+              </w:rPr>
+            </w:r>
+            <w:r>
+              <w:rPr>
+                <w:sz w:val="18"/>
+              </w:rPr>
+              <w:t>strong</w:t>
+            </w:r>
+          </w:p>
+        </w:tc>
+        <w:tc>
+          <w:tcPr>
+            <w:tcW w:type="dxa" w:w="1188"/>
+          </w:tcPr>
+          <w:p>
+            <w:pPr>
+              <w:spacing w:after="40"/>
+            </w:pPr>
+            <w:r>
+              <w:rPr>
+                <w:sz w:val="18"/>
+              </w:rPr>
+            </w:r>
+            <w:r>
+              <w:rPr>
+                <w:sz w:val="18"/>
+              </w:rPr>
+              <w:t>$0.0188</w:t>
+            </w:r>
+          </w:p>
+        </w:tc>
+      </w:tr>
+      <w:tr>
+        <w:tc>
+          <w:tcPr>
+            <w:tcW w:type="dxa" w:w="1188"/>
+          </w:tcPr>
+          <w:p>
+            <w:pPr>
+              <w:spacing w:after="40"/>
+            </w:pPr>
+            <w:r>
+              <w:rPr>
+                <w:sz w:val="18"/>
+              </w:rPr>
+            </w:r>
+            <w:r>
+              <w:rPr>
+                <w:sz w:val="18"/>
+              </w:rPr>
+              <w:t>Sectarian Exclusion as Political Order</w:t>
+            </w:r>
+          </w:p>
+        </w:tc>
+        <w:tc>
+          <w:tcPr>
+            <w:tcW w:type="dxa" w:w="1188"/>
+          </w:tcPr>
+          <w:p>
+            <w:pPr>
+              <w:spacing w:after="40"/>
+            </w:pPr>
+            <w:r>
+              <w:rPr>
+                <w:sz w:val="18"/>
+              </w:rPr>
+            </w:r>
+            <w:r>
+              <w:rPr>
+                <w:sz w:val="18"/>
+              </w:rPr>
+              <w:t>Syria, 2011–2024</w:t>
+            </w:r>
+          </w:p>
+        </w:tc>
+        <w:tc>
+          <w:tcPr>
+            <w:tcW w:type="dxa" w:w="1188"/>
+          </w:tcPr>
+          <w:p>
+            <w:pPr>
+              <w:spacing w:after="40"/>
+            </w:pPr>
+            <w:r>
+              <w:rPr>
+                <w:sz w:val="18"/>
+              </w:rPr>
+            </w:r>
+            <w:r>
+              <w:rPr>
+                <w:sz w:val="18"/>
+              </w:rPr>
+              <w:t>political-economy</w:t>
+            </w:r>
+          </w:p>
+        </w:tc>
+        <w:tc>
+          <w:tcPr>
+            <w:tcW w:type="dxa" w:w="1188"/>
+          </w:tcPr>
+          <w:p>
+            <w:pPr>
+              <w:spacing w:after="40"/>
+            </w:pPr>
+            <w:r>
+              <w:rPr>
+                <w:sz w:val="18"/>
+              </w:rPr>
+            </w:r>
+            <w:r>
+              <w:rPr>
+                <w:sz w:val="18"/>
+              </w:rPr>
+              <w:t>22</w:t>
+            </w:r>
+          </w:p>
+        </w:tc>
+        <w:tc>
+          <w:tcPr>
+            <w:tcW w:type="dxa" w:w="1188"/>
+          </w:tcPr>
+          <w:p>
+            <w:pPr>
+              <w:spacing w:after="40"/>
+            </w:pPr>
+            <w:r>
+              <w:rPr>
+                <w:sz w:val="18"/>
+              </w:rPr>
+            </w:r>
+            <w:r>
+              <w:rPr>
+                <w:sz w:val="18"/>
+              </w:rPr>
+              <w:t>8</w:t>
+            </w:r>
+          </w:p>
+        </w:tc>
+        <w:tc>
+          <w:tcPr>
+            <w:tcW w:type="dxa" w:w="1188"/>
+          </w:tcPr>
+          <w:p>
+            <w:pPr>
+              <w:spacing w:after="40"/>
+            </w:pPr>
+            <w:r>
+              <w:rPr>
+                <w:sz w:val="18"/>
+              </w:rPr>
+            </w:r>
+            <w:r>
+              <w:rPr>
+                <w:sz w:val="18"/>
+              </w:rPr>
+              <w:t>low</w:t>
+            </w:r>
+          </w:p>
+        </w:tc>
+        <w:tc>
+          <w:tcPr>
+            <w:tcW w:type="dxa" w:w="1188"/>
+          </w:tcPr>
+          <w:p>
+            <w:pPr>
+              <w:spacing w:after="40"/>
+            </w:pPr>
+            <w:r>
+              <w:rPr>
+                <w:sz w:val="18"/>
+              </w:rPr>
+            </w:r>
+            <w:r>
+              <w:rPr>
+                <w:sz w:val="18"/>
+              </w:rPr>
+              <w:t>strong</w:t>
+            </w:r>
+          </w:p>
+        </w:tc>
+        <w:tc>
+          <w:tcPr>
+            <w:tcW w:type="dxa" w:w="1188"/>
+          </w:tcPr>
+          <w:p>
+            <w:pPr>
+              <w:spacing w:after="40"/>
+            </w:pPr>
+            <w:r>
+              <w:rPr>
+                <w:sz w:val="18"/>
+              </w:rPr>
+            </w:r>
+            <w:r>
+              <w:rPr>
+                <w:sz w:val="18"/>
+              </w:rPr>
+              <w:t>$0.0098</w:t>
+            </w:r>
+          </w:p>
+        </w:tc>
+      </w:tr>
+    </w:tbl>
+    <w:p/>
+    <w:p>
+      <w:r>
+        <w:rPr>
+          <w:b/>
+        </w:rPr>
+        <w:t>The whole set cost $0.07 to draft.</w:t>
+      </w:r>
+      <w:r>
+        <w:t xml:space="preserve"> A paper standing on one analysis record is roughly a tenth the price of the multi-record papers in D and E, because cost tracks the size of the claim inventory the drafter is handed and nothing else.</w:t>
+      </w:r>
+    </w:p>
+    <w:p>
+      <w:r>
+        <w:rPr>
+          <w:b/>
+        </w:rPr>
+        <w:t>Read the books-cited column before anything else.</w:t>
+      </w:r>
+      <w:r>
+        <w:t xml:space="preserve"> 2 of these papers — </w:t>
+      </w:r>
+      <w:r>
+        <w:rPr>
+          <w:i/>
+        </w:rPr>
+        <w:t>Dual Dependency and the Conversion Gap</w:t>
+      </w:r>
+      <w:r>
+        <w:t xml:space="preserve">, </w:t>
+      </w:r>
+      <w:r>
+        <w:rPr>
+          <w:i/>
+        </w:rPr>
+        <w:t>Viable but Strained Diaspora Statehood</w:t>
+      </w:r>
+      <w:r>
+        <w:t xml:space="preserve"> — cite exactly </w:t>
+      </w:r>
+      <w:r>
+        <w:rPr>
+          <w:b/>
+        </w:rPr>
+        <w:t>one book</w:t>
+      </w:r>
+      <w:r>
+        <w:t>. That is not a drafting failure; it is the library reporting its own shape. The shelf holds one comparative study of unrecognised states and no monograph on either territory, so a question about one of them has one source to stand on and the paper says so in its own coverage disclosure. It is the same corpus gap the sealed panel found in section 7.4, showing up before any reviewer was asked. A paper carried by a single book should be read as a well-formed argument over a thin shelf, never as a finding.</w:t>
+      </w:r>
+    </w:p>
+    <w:p>
+      <w:r>
+        <w:rPr>
+          <w:b/>
+        </w:rPr>
+        <w:t>None of these were put to the sealed panel.</w:t>
+      </w:r>
+      <w:r>
+        <w:t xml:space="preserve"> The panel figures in section 7.4 cover the two papers in D and E and their planted-defect control, and adding papers to the shelf does not extend them. The four mechanical gates ran on every paper here, as they run on every paper by construction.</w:t>
       </w:r>
     </w:p>
     <w:p>
@@ -28850,7 +30183,601 @@
         <w:pStyle w:val="Heading3"/>
       </w:pPr>
       <w:r>
-        <w:t>F.1 Reading the corpus</w:t>
+        <w:t>Extraction Bargains Make Nations, Rent Breaks Them</w:t>
+      </w:r>
+    </w:p>
+    <w:p>
+      <w:r>
+        <w:rPr>
+          <w:rFonts w:ascii="Consolas" w:hAnsi="Consolas"/>
+          <w:i/>
+          <w:sz w:val="18"/>
+        </w:rPr>
+        <w:t>data/papers/9f449f41b88e5c70.md</w:t>
+      </w:r>
+      <w:r>
+        <w:rPr>
+          <w:i/>
+        </w:rPr>
+        <w:t xml:space="preserve"> · lens: political-economy · 15 claims, 0 of them the paper's own · 8 books cited</w:t>
+      </w:r>
+    </w:p>
+    <w:p>
+      <w:r>
+        <w:rPr>
+          <w:b/>
+        </w:rPr>
+        <w:t>The thesis put to it.</w:t>
+      </w:r>
+      <w:r>
+        <w:t xml:space="preserve"> Nationalism is best explained as a boundary-making force that ties state formation to war. Industrial modernity and reconstructed ethnic symbols describe what nationalism looked like; the fiscal-military nexus of extraction, conscription and the citizenship bargains they forced explains why it took hold. Where external rent replaces domestic extraction, the mechanism fails and so does the nationalism it was supposed to produce.</w:t>
+      </w:r>
+    </w:p>
+    <w:p>
+      <w:r>
+        <w:rPr>
+          <w:b/>
+        </w:rPr>
+        <w:t>The question behind it</w:t>
+      </w:r>
+      <w:r>
+        <w:t xml:space="preserve"> — </w:t>
+      </w:r>
+      <w:r>
+        <w:rPr>
+          <w:rFonts w:ascii="Consolas" w:hAnsi="Consolas"/>
+          <w:sz w:val="18"/>
+        </w:rPr>
+        <w:t>e7d6a2646523cb1d</w:t>
+      </w:r>
+    </w:p>
+    <w:p>
+      <w:pPr>
+        <w:spacing w:before="80"/>
+        <w:ind w:left="432"/>
+      </w:pPr>
+      <w:r>
+        <w:rPr>
+          <w:b/>
+          <w:i/>
+        </w:rPr>
+        <w:t>Case.</w:t>
+      </w:r>
+      <w:r>
+        <w:rPr>
+          <w:i/>
+        </w:rPr>
+        <w:t xml:space="preserve"> Comparative: nationalism and nation-state formation, nineteenth and twentieth centuries</w:t>
+      </w:r>
+    </w:p>
+    <w:p>
+      <w:r>
+        <w:t>&gt;</w:t>
+      </w:r>
+    </w:p>
+    <w:p>
+      <w:pPr>
+        <w:spacing w:before="80"/>
+        <w:ind w:left="432"/>
+      </w:pPr>
+      <w:r>
+        <w:rPr>
+          <w:b/>
+          <w:i/>
+        </w:rPr>
+        <w:t>Request.</w:t>
+      </w:r>
+      <w:r>
+        <w:rPr>
+          <w:i/>
+        </w:rPr>
+        <w:t xml:space="preserve"> Is nationalism best explained as a product of modernity, a reconstruction of inherited symbols, an organized ideology of the nation-state, or a boundary-making force linking state formation to war?</w:t>
+      </w:r>
+    </w:p>
+    <w:p>
+      <w:pPr>
+        <w:pStyle w:val="Heading3"/>
+      </w:pPr>
+      <w:r>
+        <w:t>War, Extraction, and the Rent Rupture</w:t>
+      </w:r>
+    </w:p>
+    <w:p>
+      <w:r>
+        <w:rPr>
+          <w:rFonts w:ascii="Consolas" w:hAnsi="Consolas"/>
+          <w:i/>
+          <w:sz w:val="18"/>
+        </w:rPr>
+        <w:t>data/papers/a1039fad4da31320.md</w:t>
+      </w:r>
+      <w:r>
+        <w:rPr>
+          <w:i/>
+        </w:rPr>
+        <w:t xml:space="preserve"> · lens: state-formation · 15 claims, 2 of them the paper's own · 10 books cited</w:t>
+      </w:r>
+    </w:p>
+    <w:p>
+      <w:r>
+        <w:rPr>
+          <w:b/>
+        </w:rPr>
+        <w:t>The thesis put to it.</w:t>
+      </w:r>
+      <w:r>
+        <w:t xml:space="preserve"> Mann's distinction between infrastructural and despotic power specifies Tilly's war-centred account of European nation-state formation rather than displacing it: war remains the driver, and the distinction explains why the same war pressure produced effective bureaucratic capacity in some states and hollow coercion in others. The specification fails where external rent substitutes for domestic extraction and severs the war-taxation- representation link the model runs on.</w:t>
+      </w:r>
+    </w:p>
+    <w:p>
+      <w:r>
+        <w:rPr>
+          <w:b/>
+        </w:rPr>
+        <w:t>The question behind it</w:t>
+      </w:r>
+      <w:r>
+        <w:t xml:space="preserve"> — </w:t>
+      </w:r>
+      <w:r>
+        <w:rPr>
+          <w:rFonts w:ascii="Consolas" w:hAnsi="Consolas"/>
+          <w:sz w:val="18"/>
+        </w:rPr>
+        <w:t>ec94042430910584</w:t>
+      </w:r>
+    </w:p>
+    <w:p>
+      <w:pPr>
+        <w:spacing w:before="80"/>
+        <w:ind w:left="432"/>
+      </w:pPr>
+      <w:r>
+        <w:rPr>
+          <w:b/>
+          <w:i/>
+        </w:rPr>
+        <w:t>Case.</w:t>
+      </w:r>
+      <w:r>
+        <w:rPr>
+          <w:i/>
+        </w:rPr>
+        <w:t xml:space="preserve"> Comparative: European nation-state formation, 1760-1914</w:t>
+      </w:r>
+    </w:p>
+    <w:p>
+      <w:r>
+        <w:t>&gt;</w:t>
+      </w:r>
+    </w:p>
+    <w:p>
+      <w:pPr>
+        <w:spacing w:before="80"/>
+        <w:ind w:left="432"/>
+      </w:pPr>
+      <w:r>
+        <w:rPr>
+          <w:b/>
+          <w:i/>
+        </w:rPr>
+        <w:t>Request.</w:t>
+      </w:r>
+      <w:r>
+        <w:rPr>
+          <w:i/>
+        </w:rPr>
+        <w:t xml:space="preserve"> Does Michael Mann's distinction between infrastructural and despotic power overturn Charles Tilly's war-centred account of European nation-state formation, or merely specify its mechanisms?</w:t>
+      </w:r>
+    </w:p>
+    <w:p>
+      <w:pPr>
+        <w:pStyle w:val="Heading3"/>
+      </w:pPr>
+      <w:r>
+        <w:t>Material Contests Over Juridical Arrangements</w:t>
+      </w:r>
+    </w:p>
+    <w:p>
+      <w:r>
+        <w:rPr>
+          <w:rFonts w:ascii="Consolas" w:hAnsi="Consolas"/>
+          <w:i/>
+          <w:sz w:val="18"/>
+        </w:rPr>
+        <w:t>data/papers/f5ae5ff2f09766af.md</w:t>
+      </w:r>
+      <w:r>
+        <w:rPr>
+          <w:i/>
+        </w:rPr>
+        <w:t xml:space="preserve"> · lens: political-economy · 19 claims, 7 of them the paper's own · 4 books cited</w:t>
+      </w:r>
+    </w:p>
+    <w:p>
+      <w:r>
+        <w:rPr>
+          <w:b/>
+        </w:rPr>
+        <w:t>The thesis put to it.</w:t>
+      </w:r>
+      <w:r>
+        <w:t xml:space="preserve"> Later accounts of sovereignty and statebuilding contest what Jackson's quasi-states were meant to explain rather than merely narrowing or extending the concept: Zaum contests the persistence of the negative-sovereignty regime, Caspersen contests the one-way direction of the juridical-empirical gap, and Ayubi contests the sufficiency of a normative-legal frame. The contestation is self-limiting, because each account argues in the vocabulary Jackson built.</w:t>
+      </w:r>
+    </w:p>
+    <w:p>
+      <w:r>
+        <w:rPr>
+          <w:b/>
+        </w:rPr>
+        <w:t>The question behind it</w:t>
+      </w:r>
+      <w:r>
+        <w:t xml:space="preserve"> — </w:t>
+      </w:r>
+      <w:r>
+        <w:rPr>
+          <w:rFonts w:ascii="Consolas" w:hAnsi="Consolas"/>
+          <w:sz w:val="18"/>
+        </w:rPr>
+        <w:t>fa44475aaaa90a48</w:t>
+      </w:r>
+    </w:p>
+    <w:p>
+      <w:pPr>
+        <w:spacing w:before="80"/>
+        <w:ind w:left="432"/>
+      </w:pPr>
+      <w:r>
+        <w:rPr>
+          <w:b/>
+          <w:i/>
+        </w:rPr>
+        <w:t>Case.</w:t>
+      </w:r>
+      <w:r>
+        <w:rPr>
+          <w:i/>
+        </w:rPr>
+        <w:t xml:space="preserve"> Comparative: quasi-states, recognition and international statebuilding, 1945-2012</w:t>
+      </w:r>
+    </w:p>
+    <w:p>
+      <w:r>
+        <w:t>&gt;</w:t>
+      </w:r>
+    </w:p>
+    <w:p>
+      <w:pPr>
+        <w:spacing w:before="80"/>
+        <w:ind w:left="432"/>
+      </w:pPr>
+      <w:r>
+        <w:rPr>
+          <w:b/>
+          <w:i/>
+        </w:rPr>
+        <w:t>Request.</w:t>
+      </w:r>
+      <w:r>
+        <w:rPr>
+          <w:i/>
+        </w:rPr>
+        <w:t xml:space="preserve"> How do later accounts of sovereignty, recognition and international statebuilding modify Jackson's concept of quasi-states: do they narrow it, extend it, or contest what it was meant to explain?</w:t>
+      </w:r>
+    </w:p>
+    <w:p>
+      <w:pPr>
+        <w:pStyle w:val="Heading3"/>
+      </w:pPr>
+      <w:r>
+        <w:t>Dual Dependency and the Conversion Gap</w:t>
+      </w:r>
+    </w:p>
+    <w:p>
+      <w:r>
+        <w:rPr>
+          <w:rFonts w:ascii="Consolas" w:hAnsi="Consolas"/>
+          <w:i/>
+          <w:sz w:val="18"/>
+        </w:rPr>
+        <w:t>data/papers/408378f2e286fff2.md</w:t>
+      </w:r>
+      <w:r>
+        <w:rPr>
+          <w:i/>
+        </w:rPr>
+        <w:t xml:space="preserve"> · lens: political-economy · 29 claims, 6 of them the paper's own · 1 book cited</w:t>
+      </w:r>
+    </w:p>
+    <w:p>
+      <w:r>
+        <w:rPr>
+          <w:b/>
+        </w:rPr>
+        <w:t>The thesis put to it.</w:t>
+      </w:r>
+      <w:r>
+        <w:t xml:space="preserve"> Non-recognition built Transnistria through a dual dependency -- Russia for security, energy and credit, Moldova for customs and trade access -- that no other post-Soviet unrecognized state carries. That structure funded real institutions and a militarized hybrid regime at the same time, and it made the entity's domestic politics turn on business interests that pay the cost of isolation. What it does not explain is how the inflows were converted into working institutions.</w:t>
+      </w:r>
+    </w:p>
+    <w:p>
+      <w:r>
+        <w:rPr>
+          <w:b/>
+        </w:rPr>
+        <w:t>The question behind it</w:t>
+      </w:r>
+      <w:r>
+        <w:t xml:space="preserve"> — </w:t>
+      </w:r>
+      <w:r>
+        <w:rPr>
+          <w:rFonts w:ascii="Consolas" w:hAnsi="Consolas"/>
+          <w:sz w:val="18"/>
+        </w:rPr>
+        <w:t>be50533708e44f33</w:t>
+      </w:r>
+    </w:p>
+    <w:p>
+      <w:pPr>
+        <w:spacing w:before="80"/>
+        <w:ind w:left="432"/>
+      </w:pPr>
+      <w:r>
+        <w:rPr>
+          <w:b/>
+          <w:i/>
+        </w:rPr>
+        <w:t>Case.</w:t>
+      </w:r>
+      <w:r>
+        <w:rPr>
+          <w:i/>
+        </w:rPr>
+        <w:t xml:space="preserve"> Transnistria in the post-Soviet space, 1991-2012</w:t>
+      </w:r>
+    </w:p>
+    <w:p>
+      <w:r>
+        <w:t>&gt;</w:t>
+      </w:r>
+    </w:p>
+    <w:p>
+      <w:pPr>
+        <w:spacing w:before="80"/>
+        <w:ind w:left="432"/>
+      </w:pPr>
+      <w:r>
+        <w:rPr>
+          <w:b/>
+          <w:i/>
+        </w:rPr>
+        <w:t>Request.</w:t>
+      </w:r>
+      <w:r>
+        <w:rPr>
+          <w:i/>
+        </w:rPr>
+        <w:t xml:space="preserve"> How has non-recognition shaped Transnistria's internal state-building, and what can be established about that case specifically rather than about post-Soviet unrecognized states in general?</w:t>
+      </w:r>
+    </w:p>
+    <w:p>
+      <w:pPr>
+        <w:pStyle w:val="Heading3"/>
+      </w:pPr>
+      <w:r>
+        <w:t>Viable but Strained Diaspora Statehood</w:t>
+      </w:r>
+    </w:p>
+    <w:p>
+      <w:r>
+        <w:rPr>
+          <w:rFonts w:ascii="Consolas" w:hAnsi="Consolas"/>
+          <w:i/>
+          <w:sz w:val="18"/>
+        </w:rPr>
+        <w:t>data/papers/273aea05df54e2df.md</w:t>
+      </w:r>
+      <w:r>
+        <w:rPr>
+          <w:i/>
+        </w:rPr>
+        <w:t xml:space="preserve"> · lens: political-economy · 46 claims, 15 of them the paper's own · 1 book cited</w:t>
+      </w:r>
+    </w:p>
+    <w:p>
+      <w:r>
+        <w:rPr>
+          <w:b/>
+        </w:rPr>
+        <w:t>The thesis put to it.</w:t>
+      </w:r>
+      <w:r>
+        <w:t xml:space="preserve"> Somaliland substituted diaspora remittances for a patron state and inter-clan consensus for imposed unity, and that substitution produced statehood that works relative to its collapsed parent while carrying its own structural strain: clan-skewed remittance flows, militarized spending, and democratic backsliding after 2006. The account rests on a thin evidential base, and saying so is part of the finding rather than a caveat attached to it.</w:t>
+      </w:r>
+    </w:p>
+    <w:p>
+      <w:r>
+        <w:rPr>
+          <w:b/>
+        </w:rPr>
+        <w:t>The question behind it</w:t>
+      </w:r>
+      <w:r>
+        <w:t xml:space="preserve"> — </w:t>
+      </w:r>
+      <w:r>
+        <w:rPr>
+          <w:rFonts w:ascii="Consolas" w:hAnsi="Consolas"/>
+          <w:sz w:val="18"/>
+        </w:rPr>
+        <w:t>c2afb6d42f713e1c</w:t>
+      </w:r>
+    </w:p>
+    <w:p>
+      <w:pPr>
+        <w:spacing w:before="80"/>
+        <w:ind w:left="432"/>
+      </w:pPr>
+      <w:r>
+        <w:rPr>
+          <w:b/>
+          <w:i/>
+        </w:rPr>
+        <w:t>Case.</w:t>
+      </w:r>
+      <w:r>
+        <w:rPr>
+          <w:i/>
+        </w:rPr>
+        <w:t xml:space="preserve"> Somaliland, 1991-2012</w:t>
+      </w:r>
+    </w:p>
+    <w:p>
+      <w:r>
+        <w:t>&gt;</w:t>
+      </w:r>
+    </w:p>
+    <w:p>
+      <w:pPr>
+        <w:spacing w:before="80"/>
+        <w:ind w:left="432"/>
+      </w:pPr>
+      <w:r>
+        <w:rPr>
+          <w:b/>
+          <w:i/>
+        </w:rPr>
+        <w:t>Request.</w:t>
+      </w:r>
+      <w:r>
+        <w:rPr>
+          <w:i/>
+        </w:rPr>
+        <w:t xml:space="preserve"> How does the absence of international recognition shape Somaliland's internal state-building and its claim to sovereignty, and how secure is the evidential basis for that account?</w:t>
+      </w:r>
+    </w:p>
+    <w:p>
+      <w:pPr>
+        <w:pStyle w:val="Heading3"/>
+      </w:pPr>
+      <w:r>
+        <w:t>Sectarian Exclusion as Political Order</w:t>
+      </w:r>
+    </w:p>
+    <w:p>
+      <w:r>
+        <w:rPr>
+          <w:rFonts w:ascii="Consolas" w:hAnsi="Consolas"/>
+          <w:i/>
+          <w:sz w:val="18"/>
+        </w:rPr>
+        <w:t>data/papers/5d866ef2ce4971ae.md</w:t>
+      </w:r>
+      <w:r>
+        <w:rPr>
+          <w:i/>
+        </w:rPr>
+        <w:t xml:space="preserve"> · lens: political-economy · 22 claims, 2 of them the paper's own · 8 books cited</w:t>
+      </w:r>
+    </w:p>
+    <w:p>
+      <w:r>
+        <w:rPr>
+          <w:b/>
+        </w:rPr>
+        <w:t>The thesis put to it.</w:t>
+      </w:r>
+      <w:r>
+        <w:t xml:space="preserve"> Sectarian exclusion in Syria after 2011 was a strategy of political order, not a by-product of the war. Selective repression, shabbiha deployment, spatial fragmentation and a war economy that dispossessed whole populations politicized sectarian difference from above; the uprising's own origins were cross-communal. Sectarianism's long history in Syria made it available to be activated, and does not show it was waiting to surface.</w:t>
+      </w:r>
+    </w:p>
+    <w:p>
+      <w:r>
+        <w:rPr>
+          <w:b/>
+        </w:rPr>
+        <w:t>The question behind it</w:t>
+      </w:r>
+      <w:r>
+        <w:t xml:space="preserve"> — </w:t>
+      </w:r>
+      <w:r>
+        <w:rPr>
+          <w:rFonts w:ascii="Consolas" w:hAnsi="Consolas"/>
+          <w:sz w:val="18"/>
+        </w:rPr>
+        <w:t>92d2d85745ecaa2d</w:t>
+      </w:r>
+    </w:p>
+    <w:p>
+      <w:pPr>
+        <w:spacing w:before="80"/>
+        <w:ind w:left="432"/>
+      </w:pPr>
+      <w:r>
+        <w:rPr>
+          <w:b/>
+          <w:i/>
+        </w:rPr>
+        <w:t>Case.</w:t>
+      </w:r>
+      <w:r>
+        <w:rPr>
+          <w:i/>
+        </w:rPr>
+        <w:t xml:space="preserve"> Syria, 2011–2024</w:t>
+      </w:r>
+    </w:p>
+    <w:p>
+      <w:r>
+        <w:t>&gt;</w:t>
+      </w:r>
+    </w:p>
+    <w:p>
+      <w:pPr>
+        <w:spacing w:before="80"/>
+        <w:ind w:left="432"/>
+      </w:pPr>
+      <w:r>
+        <w:rPr>
+          <w:b/>
+          <w:i/>
+        </w:rPr>
+        <w:t>Request.</w:t>
+      </w:r>
+      <w:r>
+        <w:rPr>
+          <w:i/>
+        </w:rPr>
+        <w:t xml:space="preserve"> Did the war politicize sectarian difference primarily through elite organization, coercive networks, and territorial rule, or did it disclose pre-existing mass sectarian solidarities?</w:t>
+      </w:r>
+    </w:p>
+    <w:p>
+      <w:pPr>
+        <w:pStyle w:val="Heading2"/>
+      </w:pPr>
+      <w:r>
+        <w:t>Appendix G — Every question Axial asks</w:t>
+      </w:r>
+    </w:p>
+    <w:p>
+      <w:r>
+        <w:t>Inside the pipeline, a model is consulted in sixteen places, plus a set of judges that sit outside it. Nowhere is it asked to pick from a list. Every one of the sixteen is an open question with an explicit right to answer "I cannot tell from this", and in every one code assembles what the model sees and reads what comes back.</w:t>
+      </w:r>
+    </w:p>
+    <w:p>
+      <w:r>
+        <w:t>The inventory below is complete. The questions are quoted from the working system, lightly trimmed for length.</w:t>
+      </w:r>
+    </w:p>
+    <w:p>
+      <w:pPr>
+        <w:pStyle w:val="Heading3"/>
+      </w:pPr>
+      <w:r>
+        <w:t>G.1 Reading the corpus</w:t>
       </w:r>
     </w:p>
     <w:tbl>
@@ -29706,7 +31633,7 @@
         <w:pStyle w:val="Heading3"/>
       </w:pPr>
       <w:r>
-        <w:t>F.2 Answering a question</w:t>
+        <w:t>G.2 Answering a question</w:t>
       </w:r>
     </w:p>
     <w:tbl>
@@ -30454,7 +32381,7 @@
         <w:pStyle w:val="Heading3"/>
       </w:pPr>
       <w:r>
-        <w:t>F.3 Writing the paper</w:t>
+        <w:t>G.3 Writing the paper</w:t>
       </w:r>
     </w:p>
     <w:tbl>
@@ -30851,7 +32778,7 @@
         <w:pStyle w:val="Heading3"/>
       </w:pPr>
       <w:r>
-        <w:t>F.4 The judges, which sit outside the pipeline</w:t>
+        <w:t>G.4 The judges, which sit outside the pipeline</w:t>
       </w:r>
     </w:p>
     <w:p>
@@ -30893,7 +32820,7 @@
         <w:pStyle w:val="Heading2"/>
       </w:pPr>
       <w:r>
-        <w:t>Appendix G — Glossary</w:t>
+        <w:t>Appendix H — Glossary</w:t>
       </w:r>
     </w:p>
     <w:p>

--- a/data/reports/axial-report.docx
+++ b/data/reports/axial-report.docx
@@ -85,7 +85,16 @@
     </w:p>
     <w:p>
       <w:r>
-        <w:t>That makes it different in kind from the tools most readers already have. A chat assistant with PDFs attached, like every "chat with your documents" product, searches first and reads second: it sees only the fragments a question happens to retrieve, and nothing in its output separates what a source asserted from what the model composed on top. Axial reads everything before any question is asked. Every assertion in its output is marked as exactly one of three kinds — a source says it, Axial inferred it across sources, or the analyst's judgment — and the marking is enforced by checks that block release, not requested in a prompt. The model that drafts the final paper has no access to the library at all: its whole world is the list of claims that already passed the checks, so citing invented evidence is not forbidden by instruction but impossible by construction.</w:t>
+        <w:t xml:space="preserve">That makes it different in kind from the tools most readers already have. A chat assistant with PDFs attached, like every "chat with your documents" product, searches first and reads second: it sees only the fragments a question happens to retrieve, and nothing in its output separates what a source asserted from what the model composed on top. Axial reads everything before any question is asked. Every assertion in its output is marked as exactly one of three kinds — a source says it, Axial inferred it across sources, or the analyst's judgment — and the marking is enforced by checks that block release, not requested in a prompt. The model that drafts the final paper has no access to the library at all: its whole world is the list of claims that already passed the checks, so citing invented evidence is not forbidden by instruction but impossible by construction. What comes out is </w:t>
+      </w:r>
+      <w:r>
+        <w:rPr>
+          <w:b/>
+        </w:rPr>
+        <w:t>governed data</w:t>
+      </w:r>
+      <w:r>
+        <w:t xml:space="preserve"> rather than model prose: every record carries its source, its kind and its confidence because code put them there.</w:t>
       </w:r>
     </w:p>
     <w:p>
@@ -3448,7 +3457,16 @@
         <w:t>43,101 cross-source opposition pairs</w:t>
       </w:r>
       <w:r>
-        <w:t>. That is the redesign that made this version of the report necessary.</w:t>
+        <w:t xml:space="preserve">. Resolving what was left against the argument map — the targets that describe a position in prose, with no name in them to join on — took it to </w:t>
+      </w:r>
+      <w:r>
+        <w:rPr>
+          <w:b/>
+        </w:rPr>
+        <w:t>60.2%</w:t>
+      </w:r>
+      <w:r>
+        <w:t xml:space="preserve"> of all targets, for $1.08. That is the redesign that made this version of the report necessary.</w:t>
       </w:r>
     </w:p>
     <w:p>
@@ -3538,6 +3556,20 @@
           <w:i/>
         </w:rPr>
         <w:t>accountability to grounds, with honest confidence.</w:t>
+      </w:r>
+    </w:p>
+    <w:p>
+      <w:r>
+        <w:t xml:space="preserve">What that produces is </w:t>
+      </w:r>
+      <w:r>
+        <w:rPr>
+          <w:b/>
+        </w:rPr>
+        <w:t>governed data</w:t>
+      </w:r>
+      <w:r>
+        <w:t>, not model output. Every record carries where it came from, what kind of statement it is, and how much confidence it is entitled to, and code put all three there. None of them was requested in a prompt, and no model can omit them. A model writes the content; what counts as a record is not its decision.</w:t>
       </w:r>
     </w:p>
     <w:p>

--- a/data/reports/axial-report.docx
+++ b/data/reports/axial-report.docx
@@ -59,7 +59,7 @@
     </w:p>
     <w:p>
       <w:r>
-        <w:t>Version 2.2 · 7 August 2026 · Muhanad Abulhusn</w:t>
+        <w:t>Version 2.3 · 7 August 2026 · Muhanad Abulhusn</w:t>
       </w:r>
     </w:p>
     <w:p>
@@ -67,7 +67,7 @@
         <w:rPr>
           <w:i/>
         </w:rPr>
-        <w:t>Version 2.2 adds Appendix F, an index of the six further papers drafted since — five of them deliberately off the Syrian case the library is built around — and records what that exercise exposed about the shelf. Nothing in the system or its evaluation has changed; the panel figures in section 7.4 still cover the two papers in Appendices D and E and nothing else. Version 2.1 (6 August 2026) restructured the dossier as a research paper: an executive summary at the front, the full question inventory moved to an appendix, and the closing section recast as a final word. Version 1.0 (1 August 2026) remains superseded: it described a retrieval layer and a final deliverable that have both since been replaced.</w:t>
+        <w:t>Version 2.3 corrects §7.6's two reproducibility figures against the run logs behind them: Gather's byte-identical self-disagreement is 19.3% per name, not the 53% flip rate that belongs to a changed packet, and name merging moves 0.43% of the material. Version 2.2 adds Appendix F, an index of the six further papers drafted since — five of them deliberately off the Syrian case the library is built around — and records what that exercise exposed about the shelf. Nothing in the system or its evaluation has changed; the panel figures in section 7.4 still cover the two papers in Appendices D and E and nothing else. Version 2.1 (6 August 2026) restructured the dossier as a research paper: an executive summary at the front, the full question inventory moved to an appendix, and the closing section recast as a final word. Version 1.0 (1 August 2026) remains superseded: it described a retrieval layer and a final deliverable that have both since been replaced.</w:t>
       </w:r>
     </w:p>
     <w:p>
@@ -8012,7 +8012,16 @@
         <w:t>Gather does not fully reproduce.</w:t>
       </w:r>
       <w:r>
-        <w:t xml:space="preserve"> Asked twice about the same name, on byte-identical input, the pass agrees with itself 53% of the time, and </w:t>
+        <w:t xml:space="preserve"> Asked twice about the same name, on byte-identical input, the pass returns a different answer </w:t>
+      </w:r>
+      <w:r>
+        <w:rPr>
+          <w:b/>
+        </w:rPr>
+        <w:t>19.3% of the time</w:t>
+      </w:r>
+      <w:r>
+        <w:t xml:space="preserve">, and — the figure that matters more — </w:t>
       </w:r>
       <w:r>
         <w:rPr>
@@ -8021,7 +8030,7 @@
         <w:t>36.1% of the disagreements it records come back null on the second reading</w:t>
       </w:r>
       <w:r>
-        <w:t xml:space="preserve">. This was investigated and accepted as model variance. Its consequence is enforced in the design rather than hoped away: </w:t>
+        <w:t xml:space="preserve">. That second number is the honest confidence interval on a name page's central claim: it is the share of asserted disagreements the pass would not re-assert ten hours later. This was investigated and accepted as model variance. Its consequence is enforced in the design rather than hoped away: </w:t>
       </w:r>
       <w:r>
         <w:rPr>
@@ -8047,7 +8056,7 @@
         <w:rPr>
           <w:b/>
         </w:rPr>
-        <w:t>0.4% of the underlying material</w:t>
+        <w:t>0.43% of the underlying material</w:t>
       </w:r>
       <w:r>
         <w:t>. A surface changing group is not its evidence moving, and conflating the two overstated the problem by a factor of thirty.</w:t>
